--- a/deploy/prd/resumes/dba_resume.docx
+++ b/deploy/prd/resumes/dba_resume.docx
@@ -45,21 +45,7 @@
         <w:rPr>
           <w:rFonts w:ascii="Play" w:eastAsia="Play" w:hAnsi="Play" w:cs="Play"/>
         </w:rPr>
-        <w:t xml:space="preserve"> </w:t>
-      </w:r>
-      <w:proofErr w:type="gramStart"/>
-      <w:r>
-        <w:rPr>
-          <w:rFonts w:ascii="Play" w:eastAsia="Play" w:hAnsi="Play" w:cs="Play"/>
-        </w:rPr>
-        <w:t>•  562</w:t>
-      </w:r>
-      <w:proofErr w:type="gramEnd"/>
-      <w:r>
-        <w:rPr>
-          <w:rFonts w:ascii="Play" w:eastAsia="Play" w:hAnsi="Play" w:cs="Play"/>
-        </w:rPr>
-        <w:t>-833-4552</w:t>
+        <w:t xml:space="preserve"> •  562-833-4552</w:t>
       </w:r>
     </w:p>
     <w:p>
@@ -111,7 +97,7 @@
         <w:tabs>
           <w:tab w:val="right" w:pos="10080"/>
         </w:tabs>
-        <w:ind w:firstLine="331"/>
+        <w:ind w:left="630" w:firstLine="31"/>
         <w:rPr>
           <w:rFonts w:ascii="Play" w:eastAsia="Play" w:hAnsi="Play" w:cs="Play"/>
         </w:rPr>
@@ -163,7 +149,7 @@
         <w:tabs>
           <w:tab w:val="right" w:pos="10080"/>
         </w:tabs>
-        <w:ind w:firstLine="331"/>
+        <w:ind w:left="630" w:firstLine="31"/>
         <w:rPr>
           <w:rFonts w:ascii="Play" w:eastAsia="Play" w:hAnsi="Play" w:cs="Play"/>
         </w:rPr>
@@ -218,7 +204,7 @@
           <w:tab w:val="right" w:pos="10570"/>
         </w:tabs>
         <w:spacing w:before="50"/>
-        <w:ind w:left="360" w:right="0"/>
+        <w:ind w:left="662" w:right="0"/>
         <w:rPr>
           <w:rFonts w:ascii="Arial" w:eastAsia="Arial" w:hAnsi="Arial" w:cs="Arial"/>
           <w:b/>
@@ -279,7 +265,7 @@
           <w:tab w:val="right" w:pos="10570"/>
         </w:tabs>
         <w:spacing w:before="50"/>
-        <w:ind w:left="360" w:right="0"/>
+        <w:ind w:left="662" w:right="0"/>
         <w:rPr>
           <w:rFonts w:ascii="Arial" w:eastAsia="Arial" w:hAnsi="Arial" w:cs="Arial"/>
           <w:b/>
@@ -297,6 +283,446 @@
           <w:szCs w:val="26"/>
         </w:rPr>
         <w:t>04/2024 – current</w:t>
+      </w:r>
+    </w:p>
+    <w:p>
+      <w:pPr>
+        <w:widowControl/>
+        <w:numPr>
+          <w:ilvl w:val="0"/>
+          <w:numId w:val="1"/>
+        </w:numPr>
+        <w:pBdr>
+          <w:top w:val="nil"/>
+          <w:left w:val="nil"/>
+          <w:bottom w:val="nil"/>
+          <w:right w:val="nil"/>
+          <w:between w:val="nil"/>
+        </w:pBdr>
+        <w:ind w:left="1353" w:right="680"/>
+        <w:rPr>
+          <w:rFonts w:ascii="Play" w:eastAsia="Play" w:hAnsi="Play" w:cs="Play"/>
+          <w:color w:val="000000"/>
+        </w:rPr>
+      </w:pPr>
+      <w:r>
+        <w:rPr>
+          <w:rFonts w:ascii="Play" w:eastAsia="Play" w:hAnsi="Play" w:cs="Play"/>
+          <w:color w:val="000000"/>
+        </w:rPr>
+        <w:t>Architected and developed ReviewNudge™ (</w:t>
+      </w:r>
+      <w:hyperlink r:id="rId9" w:history="1">
+        <w:r>
+          <w:rPr>
+            <w:rFonts w:ascii="Play" w:eastAsia="Play" w:hAnsi="Play" w:cs="Play"/>
+            <w:color w:val="000000"/>
+          </w:rPr>
+          <w:t>reviewnudge.dourl.net</w:t>
+        </w:r>
+      </w:hyperlink>
+      <w:r>
+        <w:rPr>
+          <w:rFonts w:ascii="Play" w:eastAsia="Play" w:hAnsi="Play" w:cs="Play"/>
+          <w:color w:val="000000"/>
+        </w:rPr>
+        <w:t>), a multi-tenant, micro-SaaS platform that automates customer review requests, follow-ups, workspace administration, and review-status tracking for service businesses.</w:t>
+      </w:r>
+    </w:p>
+    <w:p>
+      <w:pPr>
+        <w:widowControl/>
+        <w:numPr>
+          <w:ilvl w:val="0"/>
+          <w:numId w:val="1"/>
+        </w:numPr>
+        <w:pBdr>
+          <w:top w:val="nil"/>
+          <w:left w:val="nil"/>
+          <w:bottom w:val="nil"/>
+          <w:right w:val="nil"/>
+          <w:between w:val="nil"/>
+        </w:pBdr>
+        <w:ind w:left="1353" w:right="680"/>
+        <w:rPr>
+          <w:rFonts w:ascii="Play" w:eastAsia="Play" w:hAnsi="Play" w:cs="Play"/>
+          <w:color w:val="000000"/>
+        </w:rPr>
+      </w:pPr>
+      <w:r>
+        <w:rPr>
+          <w:rFonts w:ascii="Play" w:eastAsia="Play" w:hAnsi="Play" w:cs="Play"/>
+          <w:color w:val="000000"/>
+        </w:rPr>
+        <w:t>Designed and developed Portmason™ (</w:t>
+      </w:r>
+      <w:hyperlink r:id="rId10" w:anchor="lab" w:history="1">
+        <w:r>
+          <w:rPr>
+            <w:rFonts w:ascii="Play" w:eastAsia="Play" w:hAnsi="Play" w:cs="Play"/>
+            <w:color w:val="000000"/>
+          </w:rPr>
+          <w:t>www.etal.solutions</w:t>
+        </w:r>
+      </w:hyperlink>
+      <w:r>
+        <w:rPr>
+          <w:rFonts w:ascii="Play" w:eastAsia="Play" w:hAnsi="Play" w:cs="Play"/>
+          <w:color w:val="000000"/>
+        </w:rPr>
+        <w:t>), a portable automation platform that standardizes application provisioning, deployment, configuration, and operations across local and cloud environments.</w:t>
+      </w:r>
+    </w:p>
+    <w:p>
+      <w:pPr>
+        <w:widowControl/>
+        <w:numPr>
+          <w:ilvl w:val="0"/>
+          <w:numId w:val="1"/>
+        </w:numPr>
+        <w:pBdr>
+          <w:top w:val="nil"/>
+          <w:left w:val="nil"/>
+          <w:bottom w:val="nil"/>
+          <w:right w:val="nil"/>
+          <w:between w:val="nil"/>
+        </w:pBdr>
+        <w:ind w:left="1353" w:right="680"/>
+        <w:rPr>
+          <w:rFonts w:ascii="Play" w:eastAsia="Play" w:hAnsi="Play" w:cs="Play"/>
+          <w:color w:val="000000"/>
+        </w:rPr>
+      </w:pPr>
+      <w:r>
+        <w:rPr>
+          <w:rFonts w:ascii="Play" w:eastAsia="Play" w:hAnsi="Play" w:cs="Play"/>
+          <w:color w:val="000000"/>
+        </w:rPr>
+        <w:t>Designed and implemented .NET applications, APIs, integration components, automation workflows, and relational data solutions using cloud-ready architectural patterns.</w:t>
+      </w:r>
+    </w:p>
+    <w:p>
+      <w:pPr>
+        <w:widowControl/>
+        <w:numPr>
+          <w:ilvl w:val="0"/>
+          <w:numId w:val="1"/>
+        </w:numPr>
+        <w:pBdr>
+          <w:top w:val="nil"/>
+          <w:left w:val="nil"/>
+          <w:bottom w:val="nil"/>
+          <w:right w:val="nil"/>
+          <w:between w:val="nil"/>
+        </w:pBdr>
+        <w:ind w:left="1353" w:right="680"/>
+        <w:rPr>
+          <w:rFonts w:ascii="Play" w:eastAsia="Play" w:hAnsi="Play" w:cs="Play"/>
+          <w:color w:val="000000"/>
+        </w:rPr>
+      </w:pPr>
+      <w:r>
+        <w:rPr>
+          <w:rFonts w:ascii="Play" w:eastAsia="Play" w:hAnsi="Play" w:cs="Play"/>
+          <w:color w:val="000000"/>
+        </w:rPr>
+        <w:t>Built repeatable development and runtime environments using Docker, cloud platforms, and documented deployment practices.</w:t>
+      </w:r>
+    </w:p>
+    <w:p>
+      <w:pPr>
+        <w:widowControl/>
+        <w:numPr>
+          <w:ilvl w:val="0"/>
+          <w:numId w:val="1"/>
+        </w:numPr>
+        <w:pBdr>
+          <w:top w:val="nil"/>
+          <w:left w:val="nil"/>
+          <w:bottom w:val="nil"/>
+          <w:right w:val="nil"/>
+          <w:between w:val="nil"/>
+        </w:pBdr>
+        <w:ind w:left="1353" w:right="680"/>
+        <w:rPr>
+          <w:rFonts w:ascii="Play" w:eastAsia="Play" w:hAnsi="Play" w:cs="Play"/>
+          <w:color w:val="000000"/>
+        </w:rPr>
+      </w:pPr>
+      <w:r>
+        <w:rPr>
+          <w:rFonts w:ascii="Play" w:eastAsia="Play" w:hAnsi="Play" w:cs="Play"/>
+          <w:color w:val="000000"/>
+        </w:rPr>
+        <w:t xml:space="preserve">Developed reporting and data-processing workflows and applied A.I.-assisted automation to </w:t>
+      </w:r>
+      <w:r>
+        <w:rPr>
+          <w:rFonts w:ascii="Play" w:eastAsia="Play" w:hAnsi="Play" w:cs="Play"/>
+        </w:rPr>
+        <w:t>u</w:t>
+      </w:r>
+      <w:r>
+        <w:rPr>
+          <w:rFonts w:ascii="Play" w:eastAsia="Play" w:hAnsi="Play" w:cs="Play"/>
+          <w:color w:val="000000"/>
+        </w:rPr>
+        <w:t xml:space="preserve"> manual overhead. </w:t>
+      </w:r>
+    </w:p>
+    <w:p>
+      <w:pPr>
+        <w:widowControl/>
+        <w:numPr>
+          <w:ilvl w:val="0"/>
+          <w:numId w:val="1"/>
+        </w:numPr>
+        <w:pBdr>
+          <w:top w:val="nil"/>
+          <w:left w:val="nil"/>
+          <w:bottom w:val="nil"/>
+          <w:right w:val="nil"/>
+          <w:between w:val="nil"/>
+        </w:pBdr>
+        <w:ind w:left="1353" w:right="680"/>
+        <w:rPr>
+          <w:rFonts w:ascii="Play" w:eastAsia="Play" w:hAnsi="Play" w:cs="Play"/>
+          <w:color w:val="000000"/>
+        </w:rPr>
+      </w:pPr>
+      <w:r>
+        <w:rPr>
+          <w:rFonts w:ascii="Play" w:eastAsia="Play" w:hAnsi="Play" w:cs="Play"/>
+          <w:color w:val="000000"/>
+        </w:rPr>
+        <w:t>Designed, built, and maintain the public Et al Solutions technology platform</w:t>
+      </w:r>
+      <w:r>
+        <w:rPr>
+          <w:rFonts w:ascii="Play" w:eastAsia="Play" w:hAnsi="Play" w:cs="Play"/>
+          <w:color w:val="000000"/>
+        </w:rPr>
+        <w:t xml:space="preserve"> (https://etal.solutions)</w:t>
+      </w:r>
+      <w:r>
+        <w:rPr>
+          <w:rFonts w:ascii="Play" w:eastAsia="Play" w:hAnsi="Play" w:cs="Play"/>
+          <w:color w:val="000000"/>
+        </w:rPr>
+        <w:t>, demonstrating modern web architecture, API integration, automated deployment, and technical content delivery.</w:t>
+      </w:r>
+    </w:p>
+    <w:p>
+      <w:pPr>
+        <w:pStyle w:val="Heading2"/>
+        <w:ind w:firstLine="331"/>
+        <w:rPr>
+          <w:rFonts w:ascii="Play" w:eastAsia="Play" w:hAnsi="Play" w:cs="Play"/>
+        </w:rPr>
+      </w:pPr>
+      <w:bookmarkStart w:id="4" w:name="bookmark=id.7z46c957wsdu" w:colFirst="0" w:colLast="0"/>
+      <w:bookmarkEnd w:id="4"/>
+      <w:r>
+        <w:rPr>
+          <w:rFonts w:ascii="Play" w:eastAsia="Play" w:hAnsi="Play" w:cs="Play"/>
+        </w:rPr>
+        <w:t>Project Consulting Services, Inc. (via TEKsystems) — Senior Consultant</w:t>
+      </w:r>
+    </w:p>
+    <w:p>
+      <w:pPr>
+        <w:pStyle w:val="Subtitle"/>
+        <w:ind w:firstLine="331"/>
+        <w:rPr>
+          <w:rFonts w:ascii="Play" w:eastAsia="Play" w:hAnsi="Play" w:cs="Play"/>
+        </w:rPr>
+      </w:pPr>
+      <w:r>
+        <w:rPr>
+          <w:rFonts w:ascii="Play" w:eastAsia="Play" w:hAnsi="Play" w:cs="Play"/>
+        </w:rPr>
+        <w:t>08/2015 – 04/2024</w:t>
+      </w:r>
+    </w:p>
+    <w:p>
+      <w:pPr>
+        <w:widowControl/>
+        <w:numPr>
+          <w:ilvl w:val="0"/>
+          <w:numId w:val="1"/>
+        </w:numPr>
+        <w:spacing w:before="240" w:after="240"/>
+        <w:ind w:right="0"/>
+        <w:rPr>
+          <w:rFonts w:ascii="Play" w:eastAsia="Play" w:hAnsi="Play" w:cs="Play"/>
+        </w:rPr>
+      </w:pPr>
+      <w:r>
+        <w:rPr>
+          <w:rFonts w:ascii="Play" w:eastAsia="Play" w:hAnsi="Play" w:cs="Play"/>
+        </w:rPr>
+        <w:t>Built middleware integrating multiple vendor platforms with a Microsoft SQL Server-based data warehouse, reducing processing latency from 24+ hours to near real-time.</w:t>
+      </w:r>
+    </w:p>
+    <w:p>
+      <w:pPr>
+        <w:widowControl/>
+        <w:numPr>
+          <w:ilvl w:val="0"/>
+          <w:numId w:val="1"/>
+        </w:numPr>
+        <w:spacing w:before="240" w:after="240"/>
+        <w:ind w:right="0"/>
+        <w:rPr>
+          <w:rFonts w:ascii="Play" w:eastAsia="Play" w:hAnsi="Play" w:cs="Play"/>
+        </w:rPr>
+      </w:pPr>
+      <w:r>
+        <w:rPr>
+          <w:rFonts w:ascii="Play" w:eastAsia="Play" w:hAnsi="Play" w:cs="Play"/>
+        </w:rPr>
+        <w:t xml:space="preserve">Developed SQL coding standards and query design </w:t>
+      </w:r>
+      <w:proofErr w:type="gramStart"/>
+      <w:r>
+        <w:rPr>
+          <w:rFonts w:ascii="Play" w:eastAsia="Play" w:hAnsi="Play" w:cs="Play"/>
+        </w:rPr>
+        <w:t>patterns that</w:t>
+      </w:r>
+      <w:proofErr w:type="gramEnd"/>
+      <w:r>
+        <w:rPr>
+          <w:rFonts w:ascii="Play" w:eastAsia="Play" w:hAnsi="Play" w:cs="Play"/>
+        </w:rPr>
+        <w:t xml:space="preserve"> enabled developers to rapidly identify and resolve performance issues involving table variables, memory-intensive workloads, and inefficient query </w:t>
+      </w:r>
+      <w:proofErr w:type="spellStart"/>
+      <w:r>
+        <w:rPr>
+          <w:rFonts w:ascii="Play" w:eastAsia="Play" w:hAnsi="Play" w:cs="Play"/>
+        </w:rPr>
+        <w:t>execuution</w:t>
+      </w:r>
+      <w:proofErr w:type="spellEnd"/>
+      <w:r>
+        <w:rPr>
+          <w:rFonts w:ascii="Play" w:eastAsia="Play" w:hAnsi="Play" w:cs="Play"/>
+        </w:rPr>
+        <w:t xml:space="preserve"> plans.</w:t>
+      </w:r>
+    </w:p>
+    <w:p>
+      <w:pPr>
+        <w:widowControl/>
+        <w:numPr>
+          <w:ilvl w:val="0"/>
+          <w:numId w:val="1"/>
+        </w:numPr>
+        <w:spacing w:before="240" w:after="240"/>
+        <w:ind w:right="0"/>
+        <w:rPr>
+          <w:rFonts w:ascii="Play" w:eastAsia="Play" w:hAnsi="Play" w:cs="Play"/>
+        </w:rPr>
+      </w:pPr>
+      <w:r>
+        <w:rPr>
+          <w:rFonts w:ascii="Play" w:eastAsia="Play" w:hAnsi="Play" w:cs="Play"/>
+        </w:rPr>
+        <w:lastRenderedPageBreak/>
+        <w:t>Implemented query tuning, indexing, and database optimization practices using Azure SQL capabilities and industry-standard performance analysis techniques.</w:t>
+      </w:r>
+    </w:p>
+    <w:p>
+      <w:pPr>
+        <w:widowControl/>
+        <w:numPr>
+          <w:ilvl w:val="0"/>
+          <w:numId w:val="1"/>
+        </w:numPr>
+        <w:spacing w:before="240" w:after="240"/>
+        <w:ind w:right="0"/>
+        <w:rPr>
+          <w:rFonts w:ascii="Play" w:eastAsia="Play" w:hAnsi="Play" w:cs="Play"/>
+        </w:rPr>
+      </w:pPr>
+      <w:r>
+        <w:rPr>
+          <w:rFonts w:ascii="Play" w:eastAsia="Play" w:hAnsi="Play" w:cs="Play"/>
+        </w:rPr>
+        <w:t>Partnered with application development teams to troubleshoot Transact-SQL performance issues, optimize database interactions, and improve overall system reliability.</w:t>
+      </w:r>
+    </w:p>
+    <w:p>
+      <w:pPr>
+        <w:widowControl/>
+        <w:numPr>
+          <w:ilvl w:val="0"/>
+          <w:numId w:val="1"/>
+        </w:numPr>
+        <w:spacing w:before="240" w:after="240"/>
+        <w:ind w:right="0"/>
+        <w:rPr>
+          <w:rFonts w:ascii="Play" w:eastAsia="Play" w:hAnsi="Play" w:cs="Play"/>
+        </w:rPr>
+      </w:pPr>
+      <w:r>
+        <w:rPr>
+          <w:rFonts w:ascii="Play" w:eastAsia="Play" w:hAnsi="Play" w:cs="Play"/>
+        </w:rPr>
+        <w:t>Developed Power BI reporting and analytics solutions that transformed complex operational data into actionable business insights.</w:t>
+      </w:r>
+    </w:p>
+    <w:p>
+      <w:pPr>
+        <w:keepNext/>
+        <w:widowControl/>
+        <w:pBdr>
+          <w:top w:val="nil"/>
+          <w:left w:val="nil"/>
+          <w:bottom w:val="nil"/>
+          <w:right w:val="nil"/>
+          <w:between w:val="nil"/>
+        </w:pBdr>
+        <w:tabs>
+          <w:tab w:val="right" w:pos="10570"/>
+        </w:tabs>
+        <w:spacing w:before="50"/>
+        <w:ind w:left="662" w:right="0"/>
+        <w:rPr>
+          <w:rFonts w:ascii="Play" w:eastAsia="Play" w:hAnsi="Play" w:cs="Play"/>
+          <w:b/>
+          <w:bCs/>
+          <w:color w:val="000000"/>
+          <w:sz w:val="26"/>
+          <w:szCs w:val="26"/>
+        </w:rPr>
+      </w:pPr>
+      <w:r>
+        <w:rPr>
+          <w:rFonts w:ascii="Play" w:eastAsia="Play" w:hAnsi="Play" w:cs="Play"/>
+          <w:b/>
+          <w:bCs/>
+          <w:color w:val="000000"/>
+          <w:sz w:val="26"/>
+          <w:szCs w:val="26"/>
+        </w:rPr>
+        <w:t>Planned Career Sabbatical &amp; Independent Technical Projects</w:t>
+      </w:r>
+    </w:p>
+    <w:p>
+      <w:pPr>
+        <w:pStyle w:val="Subtitle"/>
+        <w:ind w:firstLine="331"/>
+        <w:rPr>
+          <w:rFonts w:ascii="Play" w:eastAsia="Play" w:hAnsi="Play" w:cs="Play"/>
+        </w:rPr>
+      </w:pPr>
+      <w:r>
+        <w:rPr>
+          <w:rFonts w:ascii="Play" w:eastAsia="Play" w:hAnsi="Play" w:cs="Play"/>
+        </w:rPr>
+        <w:t>03/2014 – 08/2015</w:t>
       </w:r>
     </w:p>
     <w:p>
@@ -324,7 +750,7 @@
           <w:rFonts w:ascii="Play" w:eastAsia="Play" w:hAnsi="Play" w:cs="Play"/>
           <w:color w:val="000000"/>
         </w:rPr>
-        <w:t>Designed and implemented .NET applications, APIs, integration components, automation workflows, and relational data solutions using cloud-ready architectural patterns.</w:t>
+        <w:t xml:space="preserve">Took an intentional career break while continuing hands-on technical work and professional development. </w:t>
       </w:r>
     </w:p>
     <w:p>
@@ -352,7 +778,7 @@
           <w:rFonts w:ascii="Play" w:eastAsia="Play" w:hAnsi="Play" w:cs="Play"/>
           <w:color w:val="000000"/>
         </w:rPr>
-        <w:t>Built repeatable development and runtime environments using Docker, cloud platforms, and documented deployment practices.</w:t>
+        <w:t>Built .NET/MVC and browser-based applications using HTML5, CSS3, JavaScript, and SQL-backed application architecture.</w:t>
       </w:r>
     </w:p>
     <w:p>
@@ -380,20 +806,7 @@
           <w:rFonts w:ascii="Play" w:eastAsia="Play" w:hAnsi="Play" w:cs="Play"/>
           <w:color w:val="000000"/>
         </w:rPr>
-        <w:t xml:space="preserve">Developed reporting and data-processing workflows and applied A.I.-assisted automation to </w:t>
-      </w:r>
-      <w:r>
-        <w:rPr>
-          <w:rFonts w:ascii="Play" w:eastAsia="Play" w:hAnsi="Play" w:cs="Play"/>
-        </w:rPr>
-        <w:t>u</w:t>
-      </w:r>
-      <w:r>
-        <w:rPr>
-          <w:rFonts w:ascii="Play" w:eastAsia="Play" w:hAnsi="Play" w:cs="Play"/>
-          <w:color w:val="000000"/>
-        </w:rPr>
-        <w:t xml:space="preserve"> manual overhead. </w:t>
+        <w:t xml:space="preserve">Developed responsive user interfaces, database-driven workflows, reporting views, and analytics outputs. </w:t>
       </w:r>
     </w:p>
     <w:p>
@@ -421,21 +834,7 @@
           <w:rFonts w:ascii="Play" w:eastAsia="Play" w:hAnsi="Play" w:cs="Play"/>
           <w:color w:val="000000"/>
         </w:rPr>
-        <w:t>Designed, built, and maintain the public Et al Solutions technology platform</w:t>
-      </w:r>
-      <w:r>
-        <w:rPr>
-          <w:rFonts w:ascii="Play" w:eastAsia="Play" w:hAnsi="Play" w:cs="Play"/>
-          <w:color w:val="000000"/>
-        </w:rPr>
-        <w:t xml:space="preserve"> (https://etal.solutions)</w:t>
-      </w:r>
-      <w:r>
-        <w:rPr>
-          <w:rFonts w:ascii="Play" w:eastAsia="Play" w:hAnsi="Play" w:cs="Play"/>
-          <w:color w:val="000000"/>
-        </w:rPr>
-        <w:t>, demonstrating modern web architecture, API integration, automated deployment, and technical content delivery.</w:t>
+        <w:t>Explored legacy-modernization approaches using web applications, relational databases, APIs, and integration patterns.</w:t>
       </w:r>
     </w:p>
     <w:p>
@@ -446,13 +845,11 @@
           <w:rFonts w:ascii="Play" w:eastAsia="Play" w:hAnsi="Play" w:cs="Play"/>
         </w:rPr>
       </w:pPr>
-      <w:bookmarkStart w:id="4" w:name="bookmark=id.7z46c957wsdu" w:colFirst="0" w:colLast="0"/>
-      <w:bookmarkEnd w:id="4"/>
-      <w:r>
-        <w:rPr>
-          <w:rFonts w:ascii="Play" w:eastAsia="Play" w:hAnsi="Play" w:cs="Play"/>
-        </w:rPr>
-        <w:t>Project Consulting Services, Inc. (via TEKsystems) — Senior Consultant</w:t>
+      <w:r>
+        <w:rPr>
+          <w:rFonts w:ascii="Play" w:eastAsia="Play" w:hAnsi="Play" w:cs="Play"/>
+        </w:rPr>
+        <w:t>Steton Technology Group — Lead Architect</w:t>
       </w:r>
     </w:p>
     <w:p>
@@ -467,188 +864,7 @@
         <w:rPr>
           <w:rFonts w:ascii="Play" w:eastAsia="Play" w:hAnsi="Play" w:cs="Play"/>
         </w:rPr>
-        <w:t>08/2015 – 04/2024</w:t>
-      </w:r>
-    </w:p>
-    <w:p>
-      <w:pPr>
-        <w:widowControl/>
-        <w:numPr>
-          <w:ilvl w:val="0"/>
-          <w:numId w:val="1"/>
-        </w:numPr>
-        <w:spacing w:before="240" w:after="240"/>
-        <w:ind w:right="0"/>
-        <w:rPr>
-          <w:rFonts w:ascii="Play" w:eastAsia="Play" w:hAnsi="Play" w:cs="Play"/>
-        </w:rPr>
-      </w:pPr>
-      <w:r>
-        <w:rPr>
-          <w:rFonts w:ascii="Play" w:eastAsia="Play" w:hAnsi="Play" w:cs="Play"/>
-        </w:rPr>
-        <w:t>Built middleware integrating multiple vendor platforms with a Microsoft SQL Server-based data warehouse, reducing processing latency from 24+ hours to near real-time.</w:t>
-      </w:r>
-    </w:p>
-    <w:p>
-      <w:pPr>
-        <w:widowControl/>
-        <w:numPr>
-          <w:ilvl w:val="0"/>
-          <w:numId w:val="1"/>
-        </w:numPr>
-        <w:spacing w:before="240" w:after="240"/>
-        <w:ind w:right="0"/>
-        <w:rPr>
-          <w:rFonts w:ascii="Play" w:eastAsia="Play" w:hAnsi="Play" w:cs="Play"/>
-        </w:rPr>
-      </w:pPr>
-      <w:r>
-        <w:rPr>
-          <w:rFonts w:ascii="Play" w:eastAsia="Play" w:hAnsi="Play" w:cs="Play"/>
-        </w:rPr>
-        <w:t xml:space="preserve">Developed SQL coding standards and query design </w:t>
-      </w:r>
-      <w:proofErr w:type="gramStart"/>
-      <w:r>
-        <w:rPr>
-          <w:rFonts w:ascii="Play" w:eastAsia="Play" w:hAnsi="Play" w:cs="Play"/>
-        </w:rPr>
-        <w:t>patterns that</w:t>
-      </w:r>
-      <w:proofErr w:type="gramEnd"/>
-      <w:r>
-        <w:rPr>
-          <w:rFonts w:ascii="Play" w:eastAsia="Play" w:hAnsi="Play" w:cs="Play"/>
-        </w:rPr>
-        <w:t xml:space="preserve"> enabled developers to rapidly identify and resolve performance issues involving table variables, memory-intensive workloads, and inefficient query </w:t>
-      </w:r>
-      <w:proofErr w:type="spellStart"/>
-      <w:r>
-        <w:rPr>
-          <w:rFonts w:ascii="Play" w:eastAsia="Play" w:hAnsi="Play" w:cs="Play"/>
-        </w:rPr>
-        <w:t>execuution</w:t>
-      </w:r>
-      <w:proofErr w:type="spellEnd"/>
-      <w:r>
-        <w:rPr>
-          <w:rFonts w:ascii="Play" w:eastAsia="Play" w:hAnsi="Play" w:cs="Play"/>
-        </w:rPr>
-        <w:t xml:space="preserve"> plans.</w:t>
-      </w:r>
-    </w:p>
-    <w:p>
-      <w:pPr>
-        <w:widowControl/>
-        <w:numPr>
-          <w:ilvl w:val="0"/>
-          <w:numId w:val="1"/>
-        </w:numPr>
-        <w:spacing w:before="240" w:after="240"/>
-        <w:ind w:right="0"/>
-        <w:rPr>
-          <w:rFonts w:ascii="Play" w:eastAsia="Play" w:hAnsi="Play" w:cs="Play"/>
-        </w:rPr>
-      </w:pPr>
-      <w:r>
-        <w:rPr>
-          <w:rFonts w:ascii="Play" w:eastAsia="Play" w:hAnsi="Play" w:cs="Play"/>
-        </w:rPr>
-        <w:t>Implemented query tuning, indexing, and database optimization practices using Azure SQL capabilities and industry-standard performance analysis techniques.</w:t>
-      </w:r>
-    </w:p>
-    <w:p>
-      <w:pPr>
-        <w:widowControl/>
-        <w:numPr>
-          <w:ilvl w:val="0"/>
-          <w:numId w:val="1"/>
-        </w:numPr>
-        <w:spacing w:before="240" w:after="240"/>
-        <w:ind w:right="0"/>
-        <w:rPr>
-          <w:rFonts w:ascii="Play" w:eastAsia="Play" w:hAnsi="Play" w:cs="Play"/>
-        </w:rPr>
-      </w:pPr>
-      <w:r>
-        <w:rPr>
-          <w:rFonts w:ascii="Play" w:eastAsia="Play" w:hAnsi="Play" w:cs="Play"/>
-        </w:rPr>
-        <w:t>Partnered with application development teams to troubleshoot Transact-SQL performance issues, optimize database interactions, and improve overall system reliability.</w:t>
-      </w:r>
-    </w:p>
-    <w:p>
-      <w:pPr>
-        <w:widowControl/>
-        <w:numPr>
-          <w:ilvl w:val="0"/>
-          <w:numId w:val="1"/>
-        </w:numPr>
-        <w:spacing w:before="240" w:after="240"/>
-        <w:ind w:right="0"/>
-        <w:rPr>
-          <w:rFonts w:ascii="Play" w:eastAsia="Play" w:hAnsi="Play" w:cs="Play"/>
-        </w:rPr>
-      </w:pPr>
-      <w:r>
-        <w:rPr>
-          <w:rFonts w:ascii="Play" w:eastAsia="Play" w:hAnsi="Play" w:cs="Play"/>
-        </w:rPr>
-        <w:t>Developed Power BI reporting and analytics solutions that transformed complex operational data into actionable business insights.</w:t>
-      </w:r>
-    </w:p>
-    <w:p>
-      <w:pPr>
-        <w:keepNext/>
-        <w:widowControl/>
-        <w:pBdr>
-          <w:top w:val="nil"/>
-          <w:left w:val="nil"/>
-          <w:bottom w:val="nil"/>
-          <w:right w:val="nil"/>
-          <w:between w:val="nil"/>
-        </w:pBdr>
-        <w:tabs>
-          <w:tab w:val="right" w:pos="10570"/>
-        </w:tabs>
-        <w:spacing w:before="50"/>
-        <w:ind w:left="360" w:right="0"/>
-        <w:rPr>
-          <w:rFonts w:ascii="Play" w:eastAsia="Play" w:hAnsi="Play" w:cs="Play"/>
-          <w:b/>
-          <w:bCs/>
-          <w:color w:val="000000"/>
-          <w:sz w:val="26"/>
-          <w:szCs w:val="26"/>
-        </w:rPr>
-      </w:pPr>
-      <w:r>
-        <w:rPr>
-          <w:rFonts w:ascii="Play" w:eastAsia="Play" w:hAnsi="Play" w:cs="Play"/>
-          <w:b/>
-          <w:bCs/>
-          <w:color w:val="000000"/>
-          <w:sz w:val="26"/>
-          <w:szCs w:val="26"/>
-        </w:rPr>
-        <w:lastRenderedPageBreak/>
-        <w:t>Planned Career Sabbatical &amp; Independent Technical Projects</w:t>
-      </w:r>
-    </w:p>
-    <w:p>
-      <w:pPr>
-        <w:pStyle w:val="Subtitle"/>
-        <w:ind w:firstLine="331"/>
-        <w:rPr>
-          <w:rFonts w:ascii="Play" w:eastAsia="Play" w:hAnsi="Play" w:cs="Play"/>
-        </w:rPr>
-      </w:pPr>
-      <w:r>
-        <w:rPr>
-          <w:rFonts w:ascii="Play" w:eastAsia="Play" w:hAnsi="Play" w:cs="Play"/>
-        </w:rPr>
-        <w:t>03/2014 – 08/2015</w:t>
+        <w:t>01/2004 – 03/2014</w:t>
       </w:r>
     </w:p>
     <w:p>
@@ -676,7 +892,7 @@
           <w:rFonts w:ascii="Play" w:eastAsia="Play" w:hAnsi="Play" w:cs="Play"/>
           <w:color w:val="000000"/>
         </w:rPr>
-        <w:t xml:space="preserve">Took an intentional career break while continuing hands-on technical work and professional development. </w:t>
+        <w:t>Led development and operation of a SaaS platform supporting thousands of enterprise users across multiple industries.</w:t>
       </w:r>
     </w:p>
     <w:p>
@@ -704,7 +920,7 @@
           <w:rFonts w:ascii="Play" w:eastAsia="Play" w:hAnsi="Play" w:cs="Play"/>
           <w:color w:val="000000"/>
         </w:rPr>
-        <w:t>Built .NET/MVC and browser-based applications using HTML5, CSS3, JavaScript, and SQL-backed application architecture.</w:t>
+        <w:t>Designed a logical analytics layer using database views to support business intelligence (BI) and reporting workloads without impacting transactional systems.</w:t>
       </w:r>
     </w:p>
     <w:p>
@@ -732,7 +948,21 @@
           <w:rFonts w:ascii="Play" w:eastAsia="Play" w:hAnsi="Play" w:cs="Play"/>
           <w:color w:val="000000"/>
         </w:rPr>
-        <w:t xml:space="preserve">Developed responsive user interfaces, database-driven workflows, reporting views, and analytics outputs. </w:t>
+        <w:t>Led cloud platform initiatives using Azure and AWS to improve system reliability, scalability, and operational e</w:t>
+      </w:r>
+      <w:r>
+        <w:rPr>
+          <w:rFonts w:ascii="Arial" w:eastAsia="Arial" w:hAnsi="Arial" w:cs="Arial"/>
+          <w:color w:val="000000"/>
+        </w:rPr>
+        <w:t>ﬀ</w:t>
+      </w:r>
+      <w:r>
+        <w:rPr>
+          <w:rFonts w:ascii="Play" w:eastAsia="Play" w:hAnsi="Play" w:cs="Play"/>
+          <w:color w:val="000000"/>
+        </w:rPr>
+        <w:t>iciency.</w:t>
       </w:r>
     </w:p>
     <w:p>
@@ -760,37 +990,55 @@
           <w:rFonts w:ascii="Play" w:eastAsia="Play" w:hAnsi="Play" w:cs="Play"/>
           <w:color w:val="000000"/>
         </w:rPr>
-        <w:t>Explored legacy-modernization approaches using web applications, relational databases, APIs, and integration patterns.</w:t>
-      </w:r>
-    </w:p>
-    <w:p>
-      <w:pPr>
-        <w:pStyle w:val="Heading2"/>
-        <w:ind w:firstLine="331"/>
-        <w:rPr>
-          <w:rFonts w:ascii="Play" w:eastAsia="Play" w:hAnsi="Play" w:cs="Play"/>
-        </w:rPr>
-      </w:pPr>
-      <w:r>
-        <w:rPr>
-          <w:rFonts w:ascii="Play" w:eastAsia="Play" w:hAnsi="Play" w:cs="Play"/>
-        </w:rPr>
-        <w:t>Steton Technology Group — Lead Architect</w:t>
-      </w:r>
-    </w:p>
-    <w:p>
-      <w:pPr>
-        <w:pStyle w:val="Subtitle"/>
-        <w:ind w:firstLine="331"/>
-        <w:rPr>
-          <w:rFonts w:ascii="Play" w:eastAsia="Play" w:hAnsi="Play" w:cs="Play"/>
-        </w:rPr>
-      </w:pPr>
-      <w:r>
-        <w:rPr>
-          <w:rFonts w:ascii="Play" w:eastAsia="Play" w:hAnsi="Play" w:cs="Play"/>
-        </w:rPr>
-        <w:t>01/2004 – 03/2014</w:t>
+        <w:t xml:space="preserve">Designed a disaster recovery strategy achieving a </w:t>
+      </w:r>
+      <w:proofErr w:type="gramStart"/>
+      <w:r>
+        <w:rPr>
+          <w:rFonts w:ascii="Play" w:eastAsia="Play" w:hAnsi="Play" w:cs="Play"/>
+          <w:color w:val="000000"/>
+        </w:rPr>
+        <w:t>4 hour</w:t>
+      </w:r>
+      <w:proofErr w:type="gramEnd"/>
+      <w:r>
+        <w:rPr>
+          <w:rFonts w:ascii="Play" w:eastAsia="Play" w:hAnsi="Play" w:cs="Play"/>
+          <w:color w:val="000000"/>
+        </w:rPr>
+        <w:t xml:space="preserve"> recovery time objective with an </w:t>
+      </w:r>
+      <w:proofErr w:type="gramStart"/>
+      <w:r>
+        <w:rPr>
+          <w:rFonts w:ascii="Play" w:eastAsia="Play" w:hAnsi="Play" w:cs="Play"/>
+          <w:color w:val="000000"/>
+        </w:rPr>
+        <w:t>8 hour</w:t>
+      </w:r>
+      <w:proofErr w:type="gramEnd"/>
+      <w:r>
+        <w:rPr>
+          <w:rFonts w:ascii="Play" w:eastAsia="Play" w:hAnsi="Play" w:cs="Play"/>
+          <w:color w:val="000000"/>
+        </w:rPr>
+        <w:t xml:space="preserve"> recovery point objective, while incorporating encryption throughout the entire disaster recovery </w:t>
+      </w:r>
+      <w:proofErr w:type="spellStart"/>
+      <w:r>
+        <w:rPr>
+          <w:rFonts w:ascii="Play" w:eastAsia="Play" w:hAnsi="Play" w:cs="Play"/>
+          <w:color w:val="000000"/>
+        </w:rPr>
+        <w:t>lifecyle</w:t>
+      </w:r>
+      <w:proofErr w:type="spellEnd"/>
+      <w:r>
+        <w:rPr>
+          <w:rFonts w:ascii="Play" w:eastAsia="Play" w:hAnsi="Play" w:cs="Play"/>
+          <w:color w:val="000000"/>
+        </w:rPr>
+        <w:t>.</w:t>
       </w:r>
     </w:p>
     <w:p>
@@ -818,7 +1066,7 @@
           <w:rFonts w:ascii="Play" w:eastAsia="Play" w:hAnsi="Play" w:cs="Play"/>
           <w:color w:val="000000"/>
         </w:rPr>
-        <w:t>Led development and operation of a SaaS platform supporting thousands of enterprise users across multiple industries.</w:t>
+        <w:t>Deployed SSIS and SSRS to enhance integration and reporting services for SaaS customers.</w:t>
       </w:r>
     </w:p>
     <w:p>
@@ -846,180 +1094,6 @@
           <w:rFonts w:ascii="Play" w:eastAsia="Play" w:hAnsi="Play" w:cs="Play"/>
           <w:color w:val="000000"/>
         </w:rPr>
-        <w:t>Designed a logical analytics layer using database views to support business intelligence (BI) and reporting workloads without impacting transactional systems.</w:t>
-      </w:r>
-    </w:p>
-    <w:p>
-      <w:pPr>
-        <w:widowControl/>
-        <w:numPr>
-          <w:ilvl w:val="0"/>
-          <w:numId w:val="1"/>
-        </w:numPr>
-        <w:pBdr>
-          <w:top w:val="nil"/>
-          <w:left w:val="nil"/>
-          <w:bottom w:val="nil"/>
-          <w:right w:val="nil"/>
-          <w:between w:val="nil"/>
-        </w:pBdr>
-        <w:ind w:right="680"/>
-        <w:rPr>
-          <w:rFonts w:ascii="Play" w:eastAsia="Play" w:hAnsi="Play" w:cs="Play"/>
-          <w:color w:val="000000"/>
-        </w:rPr>
-      </w:pPr>
-      <w:r>
-        <w:rPr>
-          <w:rFonts w:ascii="Play" w:eastAsia="Play" w:hAnsi="Play" w:cs="Play"/>
-          <w:color w:val="000000"/>
-        </w:rPr>
-        <w:t>Led cloud platform initiatives using Azure and AWS to improve system reliability, scalability, and operational e</w:t>
-      </w:r>
-      <w:r>
-        <w:rPr>
-          <w:rFonts w:ascii="Arial" w:eastAsia="Arial" w:hAnsi="Arial" w:cs="Arial"/>
-          <w:color w:val="000000"/>
-        </w:rPr>
-        <w:t>ﬀ</w:t>
-      </w:r>
-      <w:r>
-        <w:rPr>
-          <w:rFonts w:ascii="Play" w:eastAsia="Play" w:hAnsi="Play" w:cs="Play"/>
-          <w:color w:val="000000"/>
-        </w:rPr>
-        <w:t>iciency.</w:t>
-      </w:r>
-    </w:p>
-    <w:p>
-      <w:pPr>
-        <w:widowControl/>
-        <w:numPr>
-          <w:ilvl w:val="0"/>
-          <w:numId w:val="1"/>
-        </w:numPr>
-        <w:pBdr>
-          <w:top w:val="nil"/>
-          <w:left w:val="nil"/>
-          <w:bottom w:val="nil"/>
-          <w:right w:val="nil"/>
-          <w:between w:val="nil"/>
-        </w:pBdr>
-        <w:ind w:right="680"/>
-        <w:rPr>
-          <w:rFonts w:ascii="Play" w:eastAsia="Play" w:hAnsi="Play" w:cs="Play"/>
-          <w:color w:val="000000"/>
-        </w:rPr>
-      </w:pPr>
-      <w:r>
-        <w:rPr>
-          <w:rFonts w:ascii="Play" w:eastAsia="Play" w:hAnsi="Play" w:cs="Play"/>
-          <w:color w:val="000000"/>
-        </w:rPr>
-        <w:t xml:space="preserve">Designed a disaster recovery strategy achieving a </w:t>
-      </w:r>
-      <w:proofErr w:type="gramStart"/>
-      <w:r>
-        <w:rPr>
-          <w:rFonts w:ascii="Play" w:eastAsia="Play" w:hAnsi="Play" w:cs="Play"/>
-          <w:color w:val="000000"/>
-        </w:rPr>
-        <w:t>4 hour</w:t>
-      </w:r>
-      <w:proofErr w:type="gramEnd"/>
-      <w:r>
-        <w:rPr>
-          <w:rFonts w:ascii="Play" w:eastAsia="Play" w:hAnsi="Play" w:cs="Play"/>
-          <w:color w:val="000000"/>
-        </w:rPr>
-        <w:t xml:space="preserve"> recovery time objective with an </w:t>
-      </w:r>
-      <w:proofErr w:type="gramStart"/>
-      <w:r>
-        <w:rPr>
-          <w:rFonts w:ascii="Play" w:eastAsia="Play" w:hAnsi="Play" w:cs="Play"/>
-          <w:color w:val="000000"/>
-        </w:rPr>
-        <w:t>8 hour</w:t>
-      </w:r>
-      <w:proofErr w:type="gramEnd"/>
-      <w:r>
-        <w:rPr>
-          <w:rFonts w:ascii="Play" w:eastAsia="Play" w:hAnsi="Play" w:cs="Play"/>
-          <w:color w:val="000000"/>
-        </w:rPr>
-        <w:t xml:space="preserve"> recovery point objective, while incorporating encryption throughout the entire disaster recovery </w:t>
-      </w:r>
-      <w:proofErr w:type="spellStart"/>
-      <w:r>
-        <w:rPr>
-          <w:rFonts w:ascii="Play" w:eastAsia="Play" w:hAnsi="Play" w:cs="Play"/>
-          <w:color w:val="000000"/>
-        </w:rPr>
-        <w:t>lifecyle</w:t>
-      </w:r>
-      <w:proofErr w:type="spellEnd"/>
-      <w:r>
-        <w:rPr>
-          <w:rFonts w:ascii="Play" w:eastAsia="Play" w:hAnsi="Play" w:cs="Play"/>
-          <w:color w:val="000000"/>
-        </w:rPr>
-        <w:t>.</w:t>
-      </w:r>
-    </w:p>
-    <w:p>
-      <w:pPr>
-        <w:widowControl/>
-        <w:numPr>
-          <w:ilvl w:val="0"/>
-          <w:numId w:val="1"/>
-        </w:numPr>
-        <w:pBdr>
-          <w:top w:val="nil"/>
-          <w:left w:val="nil"/>
-          <w:bottom w:val="nil"/>
-          <w:right w:val="nil"/>
-          <w:between w:val="nil"/>
-        </w:pBdr>
-        <w:ind w:right="680"/>
-        <w:rPr>
-          <w:rFonts w:ascii="Play" w:eastAsia="Play" w:hAnsi="Play" w:cs="Play"/>
-          <w:color w:val="000000"/>
-        </w:rPr>
-      </w:pPr>
-      <w:r>
-        <w:rPr>
-          <w:rFonts w:ascii="Play" w:eastAsia="Play" w:hAnsi="Play" w:cs="Play"/>
-          <w:color w:val="000000"/>
-        </w:rPr>
-        <w:t>Deployed SSIS and SSRS to enhance integration and reporting services for SaaS customers.</w:t>
-      </w:r>
-    </w:p>
-    <w:p>
-      <w:pPr>
-        <w:widowControl/>
-        <w:numPr>
-          <w:ilvl w:val="0"/>
-          <w:numId w:val="1"/>
-        </w:numPr>
-        <w:pBdr>
-          <w:top w:val="nil"/>
-          <w:left w:val="nil"/>
-          <w:bottom w:val="nil"/>
-          <w:right w:val="nil"/>
-          <w:between w:val="nil"/>
-        </w:pBdr>
-        <w:ind w:right="680"/>
-        <w:rPr>
-          <w:rFonts w:ascii="Play" w:eastAsia="Play" w:hAnsi="Play" w:cs="Play"/>
-          <w:color w:val="000000"/>
-        </w:rPr>
-      </w:pPr>
-      <w:r>
-        <w:rPr>
-          <w:rFonts w:ascii="Play" w:eastAsia="Play" w:hAnsi="Play" w:cs="Play"/>
-          <w:color w:val="000000"/>
-        </w:rPr>
         <w:t>Used Erwin to model customer data for storage and reporting.</w:t>
       </w:r>
     </w:p>
@@ -1602,7 +1676,7 @@
       </w:r>
     </w:p>
     <w:sectPr>
-      <w:footerReference w:type="default" r:id="rId9"/>
+      <w:footerReference w:type="default" r:id="rId11"/>
       <w:pgSz w:w="12240" w:h="15840"/>
       <w:pgMar w:top="980" w:right="720" w:bottom="700" w:left="720" w:header="0" w:footer="507" w:gutter="0"/>
       <w:pgNumType w:start="1"/>
@@ -1763,6 +1837,119 @@
 <file path=word/numbering.xml><?xml version="1.0" encoding="utf-8"?>
 <w:numbering xmlns:wpc="http://schemas.microsoft.com/office/word/2010/wordprocessingCanvas" xmlns:cx="http://schemas.microsoft.com/office/drawing/2014/chartex" xmlns:cx1="http://schemas.microsoft.com/office/drawing/2015/9/8/chartex" xmlns:cx2="http://schemas.microsoft.com/office/drawing/2015/10/21/chartex" xmlns:cx3="http://schemas.microsoft.com/office/drawing/2016/5/9/chartex" xmlns:cx4="http://schemas.microsoft.com/office/drawing/2016/5/10/chartex" xmlns:cx5="http://schemas.microsoft.com/office/drawing/2016/5/11/chartex" xmlns:cx6="http://schemas.microsoft.com/office/drawing/2016/5/12/chartex" xmlns:cx7="http://schemas.microsoft.com/office/drawing/2016/5/13/chartex" xmlns:cx8="http://schemas.microsoft.com/office/drawing/2016/5/14/chartex" xmlns:mc="http://schemas.openxmlformats.org/markup-compatibility/2006" xmlns:aink="http://schemas.microsoft.com/office/drawing/2016/ink" xmlns:am3d="http://schemas.microsoft.com/office/drawing/2017/model3d" xmlns:o="urn:schemas-microsoft-com:office:office" xmlns:oel="http://schemas.microsoft.com/office/2019/extlst" xmlns:r="http://schemas.openxmlformats.org/officeDocument/2006/relationships" xmlns:m="http://schemas.openxmlformats.org/officeDocument/2006/math" xmlns:v="urn:schemas-microsoft-com:vml" xmlns:wp14="http://schemas.microsoft.com/office/word/2010/wordprocessingDrawing" xmlns:wp="http://schemas.openxmlformats.org/drawingml/2006/wordprocessingDrawing" xmlns:w10="urn:schemas-microsoft-com:office:word" xmlns:w="http://schemas.openxmlformats.org/wordprocessingml/2006/main" xmlns:w14="http://schemas.microsoft.com/office/word/2010/wordml" xmlns:w15="http://schemas.microsoft.com/office/word/2012/wordml" xmlns:w16cex="http://schemas.microsoft.com/office/word/2018/wordml/cex" xmlns:w16cid="http://schemas.microsoft.com/office/word/2016/wordml/cid" xmlns:w16="http://schemas.microsoft.com/office/word/2018/wordml" xmlns:w16du="http://schemas.microsoft.com/office/word/2023/wordml/word16du" xmlns:w16sdtdh="http://schemas.microsoft.com/office/word/2020/wordml/sdtdatahash" xmlns:w16sdtfl="http://schemas.microsoft.com/office/word/2024/wordml/sdtformatlock" xmlns:w16se="http://schemas.microsoft.com/office/word/2015/wordml/symex" xmlns:wpg="http://schemas.microsoft.com/office/word/2010/wordprocessingGroup" xmlns:wpi="http://schemas.microsoft.com/office/word/2010/wordprocessingInk" xmlns:wne="http://schemas.microsoft.com/office/word/2006/wordml" xmlns:wps="http://schemas.microsoft.com/office/word/2010/wordprocessingShape" mc:Ignorable="w14 w15 w16se w16cid w16 w16cex w16sdtdh w16sdtfl w16du wp14">
   <w:abstractNum w:abstractNumId="0" w15:restartNumberingAfterBreak="0">
+    <w:nsid w:val="01792C49"/>
+    <w:multiLevelType w:val="hybridMultilevel"/>
+    <w:tmpl w:val="C904543C"/>
+    <w:lvl w:ilvl="0" w:tplc="04090001">
+      <w:start w:val="1"/>
+      <w:numFmt w:val="bullet"/>
+      <w:lvlText w:val=""/>
+      <w:lvlJc w:val="left"/>
+      <w:pPr>
+        <w:ind w:left="1440" w:hanging="360"/>
+      </w:pPr>
+      <w:rPr>
+        <w:rFonts w:ascii="Symbol" w:hAnsi="Symbol" w:hint="default"/>
+      </w:rPr>
+    </w:lvl>
+    <w:lvl w:ilvl="1" w:tplc="04090003" w:tentative="1">
+      <w:start w:val="1"/>
+      <w:numFmt w:val="bullet"/>
+      <w:lvlText w:val="o"/>
+      <w:lvlJc w:val="left"/>
+      <w:pPr>
+        <w:ind w:left="2160" w:hanging="360"/>
+      </w:pPr>
+      <w:rPr>
+        <w:rFonts w:ascii="Courier New" w:hAnsi="Courier New" w:cs="Courier New" w:hint="default"/>
+      </w:rPr>
+    </w:lvl>
+    <w:lvl w:ilvl="2" w:tplc="04090005" w:tentative="1">
+      <w:start w:val="1"/>
+      <w:numFmt w:val="bullet"/>
+      <w:lvlText w:val=""/>
+      <w:lvlJc w:val="left"/>
+      <w:pPr>
+        <w:ind w:left="2880" w:hanging="360"/>
+      </w:pPr>
+      <w:rPr>
+        <w:rFonts w:ascii="Wingdings" w:hAnsi="Wingdings" w:hint="default"/>
+      </w:rPr>
+    </w:lvl>
+    <w:lvl w:ilvl="3" w:tplc="04090001" w:tentative="1">
+      <w:start w:val="1"/>
+      <w:numFmt w:val="bullet"/>
+      <w:lvlText w:val=""/>
+      <w:lvlJc w:val="left"/>
+      <w:pPr>
+        <w:ind w:left="3600" w:hanging="360"/>
+      </w:pPr>
+      <w:rPr>
+        <w:rFonts w:ascii="Symbol" w:hAnsi="Symbol" w:hint="default"/>
+      </w:rPr>
+    </w:lvl>
+    <w:lvl w:ilvl="4" w:tplc="04090003" w:tentative="1">
+      <w:start w:val="1"/>
+      <w:numFmt w:val="bullet"/>
+      <w:lvlText w:val="o"/>
+      <w:lvlJc w:val="left"/>
+      <w:pPr>
+        <w:ind w:left="4320" w:hanging="360"/>
+      </w:pPr>
+      <w:rPr>
+        <w:rFonts w:ascii="Courier New" w:hAnsi="Courier New" w:cs="Courier New" w:hint="default"/>
+      </w:rPr>
+    </w:lvl>
+    <w:lvl w:ilvl="5" w:tplc="04090005" w:tentative="1">
+      <w:start w:val="1"/>
+      <w:numFmt w:val="bullet"/>
+      <w:lvlText w:val=""/>
+      <w:lvlJc w:val="left"/>
+      <w:pPr>
+        <w:ind w:left="5040" w:hanging="360"/>
+      </w:pPr>
+      <w:rPr>
+        <w:rFonts w:ascii="Wingdings" w:hAnsi="Wingdings" w:hint="default"/>
+      </w:rPr>
+    </w:lvl>
+    <w:lvl w:ilvl="6" w:tplc="04090001" w:tentative="1">
+      <w:start w:val="1"/>
+      <w:numFmt w:val="bullet"/>
+      <w:lvlText w:val=""/>
+      <w:lvlJc w:val="left"/>
+      <w:pPr>
+        <w:ind w:left="5760" w:hanging="360"/>
+      </w:pPr>
+      <w:rPr>
+        <w:rFonts w:ascii="Symbol" w:hAnsi="Symbol" w:hint="default"/>
+      </w:rPr>
+    </w:lvl>
+    <w:lvl w:ilvl="7" w:tplc="04090003" w:tentative="1">
+      <w:start w:val="1"/>
+      <w:numFmt w:val="bullet"/>
+      <w:lvlText w:val="o"/>
+      <w:lvlJc w:val="left"/>
+      <w:pPr>
+        <w:ind w:left="6480" w:hanging="360"/>
+      </w:pPr>
+      <w:rPr>
+        <w:rFonts w:ascii="Courier New" w:hAnsi="Courier New" w:cs="Courier New" w:hint="default"/>
+      </w:rPr>
+    </w:lvl>
+    <w:lvl w:ilvl="8" w:tplc="04090005" w:tentative="1">
+      <w:start w:val="1"/>
+      <w:numFmt w:val="bullet"/>
+      <w:lvlText w:val=""/>
+      <w:lvlJc w:val="left"/>
+      <w:pPr>
+        <w:ind w:left="7200" w:hanging="360"/>
+      </w:pPr>
+      <w:rPr>
+        <w:rFonts w:ascii="Wingdings" w:hAnsi="Wingdings" w:hint="default"/>
+      </w:rPr>
+    </w:lvl>
+  </w:abstractNum>
+  <w:abstractNum w:abstractNumId="1" w15:restartNumberingAfterBreak="0">
     <w:nsid w:val="6A2C67CA"/>
     <w:multiLevelType w:val="multilevel"/>
     <w:tmpl w:val="FA4E19C6"/>
@@ -1876,6 +2063,9 @@
     </w:lvl>
   </w:abstractNum>
   <w:num w:numId="1" w16cid:durableId="2038652971">
+    <w:abstractNumId w:val="1"/>
+  </w:num>
+  <w:num w:numId="2" w16cid:durableId="381095212">
     <w:abstractNumId w:val="0"/>
   </w:num>
 </w:numbering>
@@ -2079,7 +2269,7 @@
     <w:lsdException w:name="Medium Shading 2 Accent 1" w:uiPriority="64"/>
     <w:lsdException w:name="Medium List 1 Accent 1" w:uiPriority="65"/>
     <w:lsdException w:name="Revision" w:semiHidden="1"/>
-    <w:lsdException w:name="List Paragraph" w:uiPriority="34" w:qFormat="1"/>
+    <w:lsdException w:name="List Paragraph" w:uiPriority="1" w:qFormat="1"/>
     <w:lsdException w:name="Quote" w:uiPriority="29" w:qFormat="1"/>
     <w:lsdException w:name="Intense Quote" w:uiPriority="30" w:qFormat="1"/>
     <w:lsdException w:name="Medium List 2 Accent 1" w:uiPriority="66"/>
@@ -2482,13 +2672,24 @@
   <w:style w:type="paragraph" w:styleId="ListParagraph">
     <w:name w:val="List Paragraph"/>
     <w:basedOn w:val="Normal"/>
-    <w:uiPriority w:val="34"/>
+    <w:uiPriority w:val="1"/>
     <w:qFormat/>
     <w:rsid w:val="00983DA5"/>
     <w:pPr>
       <w:ind w:left="720"/>
       <w:contextualSpacing/>
     </w:pPr>
+  </w:style>
+  <w:style w:type="character" w:styleId="Hyperlink">
+    <w:name w:val="Hyperlink"/>
+    <w:basedOn w:val="DefaultParagraphFont"/>
+    <w:uiPriority w:val="99"/>
+    <w:unhideWhenUsed/>
+    <w:rsid w:val="000C6E48"/>
+    <w:rPr>
+      <w:color w:val="0000FF" w:themeColor="hyperlink"/>
+      <w:u w:val="single"/>
+    </w:rPr>
   </w:style>
 </w:styles>
 </file>
